--- a/PP/Зачет.docx
+++ b/PP/Зачет.docx
@@ -4,13 +4,14 @@
   <w:body>
     <w:p>
       <w:pPr>
-        <w:spacing w:after="0"/>
+        <w:spacing w:after="160"/>
         <w:rPr>
           <w:rFonts w:ascii="Courier New" w:hAnsi="Courier New" w:cs="Courier New"/>
           <w:b/>
           <w:sz w:val="28"/>
           <w:szCs w:val="28"/>
           <w:u w:val="single"/>
+          <w:lang w:val="en-US"/>
         </w:rPr>
       </w:pPr>
       <w:r>
@@ -1718,15 +1719,7 @@
           <w:sz w:val="28"/>
           <w:szCs w:val="28"/>
         </w:rPr>
-        <w:t xml:space="preserve"> (разработка начинается с проектирования бизнес-логики</w:t>
-      </w:r>
-      <w:r>
-        <w:rPr>
-          <w:rFonts w:ascii="Courier New" w:hAnsi="Courier New" w:cs="Courier New"/>
-          <w:sz w:val="28"/>
-          <w:szCs w:val="28"/>
-        </w:rPr>
-        <w:t>.</w:t>
+        <w:t xml:space="preserve"> (разработка начинается с проектирования бизнес-логики.</w:t>
       </w:r>
     </w:p>
     <w:p>
@@ -1873,7 +1866,6 @@
           <w:u w:val="single"/>
           <w:lang w:val="en-US"/>
         </w:rPr>
-        <w:lastRenderedPageBreak/>
         <w:t>ORM</w:t>
       </w:r>
       <w:r>
@@ -3127,6 +3119,51 @@
           <w:u w:val="single"/>
         </w:rPr>
       </w:pPr>
+    </w:p>
+    <w:p>
+      <w:pPr>
+        <w:pStyle w:val="a7"/>
+        <w:ind w:left="284" w:hanging="284"/>
+        <w:jc w:val="both"/>
+        <w:rPr>
+          <w:rFonts w:ascii="Courier New" w:hAnsi="Courier New" w:cs="Courier New"/>
+          <w:b/>
+          <w:sz w:val="28"/>
+          <w:szCs w:val="28"/>
+          <w:u w:val="single"/>
+          <w:lang w:val="en-US"/>
+        </w:rPr>
+      </w:pPr>
+    </w:p>
+    <w:p>
+      <w:pPr>
+        <w:pStyle w:val="a7"/>
+        <w:ind w:left="284" w:hanging="284"/>
+        <w:jc w:val="both"/>
+        <w:rPr>
+          <w:rFonts w:ascii="Courier New" w:hAnsi="Courier New" w:cs="Courier New"/>
+          <w:b/>
+          <w:sz w:val="28"/>
+          <w:szCs w:val="28"/>
+          <w:u w:val="single"/>
+          <w:lang w:val="en-US"/>
+        </w:rPr>
+      </w:pPr>
+    </w:p>
+    <w:p>
+      <w:pPr>
+        <w:pStyle w:val="a7"/>
+        <w:ind w:left="284" w:hanging="284"/>
+        <w:jc w:val="both"/>
+        <w:rPr>
+          <w:rFonts w:ascii="Courier New" w:hAnsi="Courier New" w:cs="Courier New"/>
+          <w:b/>
+          <w:sz w:val="28"/>
+          <w:szCs w:val="28"/>
+          <w:u w:val="single"/>
+          <w:lang w:val="en-US"/>
+        </w:rPr>
+      </w:pPr>
       <w:r>
         <w:rPr>
           <w:rFonts w:ascii="Courier New" w:hAnsi="Courier New" w:cs="Courier New"/>
@@ -3162,7 +3199,6 @@
           <w:szCs w:val="28"/>
           <w:lang w:val="en-US"/>
         </w:rPr>
-        <w:lastRenderedPageBreak/>
         <w:t>RCH</w:t>
       </w:r>
       <w:r>
@@ -4969,6 +5005,7 @@
   <w:style w:type="character" w:default="1" w:styleId="a0">
     <w:name w:val="Default Paragraph Font"/>
     <w:uiPriority w:val="1"/>
+    <w:semiHidden/>
     <w:unhideWhenUsed/>
   </w:style>
   <w:style w:type="table" w:default="1" w:styleId="a1">

--- a/PP/Зачет.docx
+++ b/PP/Зачет.docx
@@ -1,6 +1,6 @@
 
 <file path=word/document.xml><?xml version="1.0" encoding="utf-8"?>
-<w:document xmlns:wpc="http://schemas.microsoft.com/office/word/2010/wordprocessingCanvas" xmlns:cx="http://schemas.microsoft.com/office/drawing/2014/chartex" xmlns:cx1="http://schemas.microsoft.com/office/drawing/2015/9/8/chartex" xmlns:cx2="http://schemas.microsoft.com/office/drawing/2015/10/21/chartex" xmlns:cx3="http://schemas.microsoft.com/office/drawing/2016/5/9/chartex" xmlns:cx4="http://schemas.microsoft.com/office/drawing/2016/5/10/chartex" xmlns:cx5="http://schemas.microsoft.com/office/drawing/2016/5/11/chartex" xmlns:cx6="http://schemas.microsoft.com/office/drawing/2016/5/12/chartex" xmlns:cx7="http://schemas.microsoft.com/office/drawing/2016/5/13/chartex" xmlns:cx8="http://schemas.microsoft.com/office/drawing/2016/5/14/chartex" xmlns:mc="http://schemas.openxmlformats.org/markup-compatibility/2006" xmlns:aink="http://schemas.microsoft.com/office/drawing/2016/ink" xmlns:am3d="http://schemas.microsoft.com/office/drawing/2017/model3d" xmlns:o="urn:schemas-microsoft-com:office:office" xmlns:oel="http://schemas.microsoft.com/office/2019/extlst" xmlns:r="http://schemas.openxmlformats.org/officeDocument/2006/relationships" xmlns:m="http://schemas.openxmlformats.org/officeDocument/2006/math" xmlns:v="urn:schemas-microsoft-com:vml" xmlns:wp14="http://schemas.microsoft.com/office/word/2010/wordprocessingDrawing" xmlns:wp="http://schemas.openxmlformats.org/drawingml/2006/wordprocessingDrawing" xmlns:w10="urn:schemas-microsoft-com:office:word" xmlns:w="http://schemas.openxmlformats.org/wordprocessingml/2006/main" xmlns:w14="http://schemas.microsoft.com/office/word/2010/wordml" xmlns:w15="http://schemas.microsoft.com/office/word/2012/wordml" xmlns:w16cex="http://schemas.microsoft.com/office/word/2018/wordml/cex" xmlns:w16cid="http://schemas.microsoft.com/office/word/2016/wordml/cid" xmlns:w16="http://schemas.microsoft.com/office/word/2018/wordml" xmlns:w16du="http://schemas.microsoft.com/office/word/2023/wordml/word16du" xmlns:w16sdtdh="http://schemas.microsoft.com/office/word/2020/wordml/sdtdatahash" xmlns:w16sdtfl="http://schemas.microsoft.com/office/word/2024/wordml/sdtformatlock" xmlns:w16se="http://schemas.microsoft.com/office/word/2015/wordml/symex" xmlns:wpg="http://schemas.microsoft.com/office/word/2010/wordprocessingGroup" xmlns:wpi="http://schemas.microsoft.com/office/word/2010/wordprocessingInk" xmlns:wne="http://schemas.microsoft.com/office/word/2006/wordml" xmlns:wps="http://schemas.microsoft.com/office/word/2010/wordprocessingShape" mc:Ignorable="w14 w15 w16se w16cid w16 w16cex w16sdtdh w16sdtfl w16du wp14">
+<w:document xmlns:wpc="http://schemas.microsoft.com/office/word/2010/wordprocessingCanvas" xmlns:cx="http://schemas.microsoft.com/office/drawing/2014/chartex" xmlns:cx1="http://schemas.microsoft.com/office/drawing/2015/9/8/chartex" xmlns:cx2="http://schemas.microsoft.com/office/drawing/2015/10/21/chartex" xmlns:cx3="http://schemas.microsoft.com/office/drawing/2016/5/9/chartex" xmlns:cx4="http://schemas.microsoft.com/office/drawing/2016/5/10/chartex" xmlns:cx5="http://schemas.microsoft.com/office/drawing/2016/5/11/chartex" xmlns:cx6="http://schemas.microsoft.com/office/drawing/2016/5/12/chartex" xmlns:cx7="http://schemas.microsoft.com/office/drawing/2016/5/13/chartex" xmlns:cx8="http://schemas.microsoft.com/office/drawing/2016/5/14/chartex" xmlns:mc="http://schemas.openxmlformats.org/markup-compatibility/2006" xmlns:aink="http://schemas.microsoft.com/office/drawing/2016/ink" xmlns:am3d="http://schemas.microsoft.com/office/drawing/2017/model3d" xmlns:o="urn:schemas-microsoft-com:office:office" xmlns:oel="http://schemas.microsoft.com/office/2019/extlst" xmlns:r="http://schemas.openxmlformats.org/officeDocument/2006/relationships" xmlns:m="http://schemas.openxmlformats.org/officeDocument/2006/math" xmlns:v="urn:schemas-microsoft-com:vml" xmlns:wp14="http://schemas.microsoft.com/office/word/2010/wordprocessingDrawing" xmlns:wp="http://schemas.openxmlformats.org/drawingml/2006/wordprocessingDrawing" xmlns:w10="urn:schemas-microsoft-com:office:word" xmlns:w="http://schemas.openxmlformats.org/wordprocessingml/2006/main" xmlns:w14="http://schemas.microsoft.com/office/word/2010/wordml" xmlns:w15="http://schemas.microsoft.com/office/word/2012/wordml" xmlns:w16cex="http://schemas.microsoft.com/office/word/2018/wordml/cex" xmlns:w16cid="http://schemas.microsoft.com/office/word/2016/wordml/cid" xmlns:w16="http://schemas.microsoft.com/office/word/2018/wordml" xmlns:w16sdtdh="http://schemas.microsoft.com/office/word/2020/wordml/sdtdatahash" xmlns:w16se="http://schemas.microsoft.com/office/word/2015/wordml/symex" xmlns:wpg="http://schemas.microsoft.com/office/word/2010/wordprocessingGroup" xmlns:wpi="http://schemas.microsoft.com/office/word/2010/wordprocessingInk" xmlns:wne="http://schemas.microsoft.com/office/word/2006/wordml" xmlns:wps="http://schemas.microsoft.com/office/word/2010/wordprocessingShape" mc:Ignorable="w14 w15 w16se w16cid w16 w16cex w16sdtdh wp14">
   <w:body>
     <w:p>
       <w:pPr>
@@ -872,25 +872,7 @@
           <w:sz w:val="28"/>
           <w:szCs w:val="28"/>
         </w:rPr>
-        <w:t xml:space="preserve">класс, содержащий данные без логики для работы с ними (структуры); применяется для передачи данных между различными приложениями или между слоями одного и того же приложения; рассматривается как хранилище данных, единственная цель </w:t>
-      </w:r>
-      <w:proofErr w:type="gramStart"/>
-      <w:r>
-        <w:rPr>
-          <w:rFonts w:ascii="Courier New" w:hAnsi="Courier New" w:cs="Courier New"/>
-          <w:sz w:val="28"/>
-          <w:szCs w:val="28"/>
-        </w:rPr>
-        <w:t>которого  –</w:t>
-      </w:r>
-      <w:proofErr w:type="gramEnd"/>
-      <w:r>
-        <w:rPr>
-          <w:rFonts w:ascii="Courier New" w:hAnsi="Courier New" w:cs="Courier New"/>
-          <w:sz w:val="28"/>
-          <w:szCs w:val="28"/>
-        </w:rPr>
-        <w:t xml:space="preserve"> передать эти данные.    </w:t>
+        <w:t xml:space="preserve">класс, содержащий данные без логики для работы с ними (структуры); применяется для передачи данных между различными приложениями или между слоями одного и того же приложения; рассматривается как хранилище данных, единственная цель которого  – передать эти данные.    </w:t>
       </w:r>
       <w:r>
         <w:rPr>
@@ -3131,7 +3113,6 @@
           <w:sz w:val="28"/>
           <w:szCs w:val="28"/>
           <w:u w:val="single"/>
-          <w:lang w:val="en-US"/>
         </w:rPr>
       </w:pPr>
     </w:p>
@@ -3146,7 +3127,6 @@
           <w:sz w:val="28"/>
           <w:szCs w:val="28"/>
           <w:u w:val="single"/>
-          <w:lang w:val="en-US"/>
         </w:rPr>
       </w:pPr>
     </w:p>
@@ -3922,12 +3902,12 @@
 </file>
 
 <file path=word/numbering.xml><?xml version="1.0" encoding="utf-8"?>
-<w:numbering xmlns:wpc="http://schemas.microsoft.com/office/word/2010/wordprocessingCanvas" xmlns:cx="http://schemas.microsoft.com/office/drawing/2014/chartex" xmlns:cx1="http://schemas.microsoft.com/office/drawing/2015/9/8/chartex" xmlns:cx2="http://schemas.microsoft.com/office/drawing/2015/10/21/chartex" xmlns:cx3="http://schemas.microsoft.com/office/drawing/2016/5/9/chartex" xmlns:cx4="http://schemas.microsoft.com/office/drawing/2016/5/10/chartex" xmlns:cx5="http://schemas.microsoft.com/office/drawing/2016/5/11/chartex" xmlns:cx6="http://schemas.microsoft.com/office/drawing/2016/5/12/chartex" xmlns:cx7="http://schemas.microsoft.com/office/drawing/2016/5/13/chartex" xmlns:cx8="http://schemas.microsoft.com/office/drawing/2016/5/14/chartex" xmlns:mc="http://schemas.openxmlformats.org/markup-compatibility/2006" xmlns:aink="http://schemas.microsoft.com/office/drawing/2016/ink" xmlns:am3d="http://schemas.microsoft.com/office/drawing/2017/model3d" xmlns:o="urn:schemas-microsoft-com:office:office" xmlns:oel="http://schemas.microsoft.com/office/2019/extlst" xmlns:r="http://schemas.openxmlformats.org/officeDocument/2006/relationships" xmlns:m="http://schemas.openxmlformats.org/officeDocument/2006/math" xmlns:v="urn:schemas-microsoft-com:vml" xmlns:wp14="http://schemas.microsoft.com/office/word/2010/wordprocessingDrawing" xmlns:wp="http://schemas.openxmlformats.org/drawingml/2006/wordprocessingDrawing" xmlns:w10="urn:schemas-microsoft-com:office:word" xmlns:w="http://schemas.openxmlformats.org/wordprocessingml/2006/main" xmlns:w14="http://schemas.microsoft.com/office/word/2010/wordml" xmlns:w15="http://schemas.microsoft.com/office/word/2012/wordml" xmlns:w16cex="http://schemas.microsoft.com/office/word/2018/wordml/cex" xmlns:w16cid="http://schemas.microsoft.com/office/word/2016/wordml/cid" xmlns:w16="http://schemas.microsoft.com/office/word/2018/wordml" xmlns:w16du="http://schemas.microsoft.com/office/word/2023/wordml/word16du" xmlns:w16sdtdh="http://schemas.microsoft.com/office/word/2020/wordml/sdtdatahash" xmlns:w16sdtfl="http://schemas.microsoft.com/office/word/2024/wordml/sdtformatlock" xmlns:w16se="http://schemas.microsoft.com/office/word/2015/wordml/symex" xmlns:wpg="http://schemas.microsoft.com/office/word/2010/wordprocessingGroup" xmlns:wpi="http://schemas.microsoft.com/office/word/2010/wordprocessingInk" xmlns:wne="http://schemas.microsoft.com/office/word/2006/wordml" xmlns:wps="http://schemas.microsoft.com/office/word/2010/wordprocessingShape" mc:Ignorable="w14 w15 w16se w16cid w16 w16cex w16sdtdh w16sdtfl w16du wp14">
+<w:numbering xmlns:wpc="http://schemas.microsoft.com/office/word/2010/wordprocessingCanvas" xmlns:cx="http://schemas.microsoft.com/office/drawing/2014/chartex" xmlns:cx1="http://schemas.microsoft.com/office/drawing/2015/9/8/chartex" xmlns:cx2="http://schemas.microsoft.com/office/drawing/2015/10/21/chartex" xmlns:cx3="http://schemas.microsoft.com/office/drawing/2016/5/9/chartex" xmlns:cx4="http://schemas.microsoft.com/office/drawing/2016/5/10/chartex" xmlns:cx5="http://schemas.microsoft.com/office/drawing/2016/5/11/chartex" xmlns:cx6="http://schemas.microsoft.com/office/drawing/2016/5/12/chartex" xmlns:cx7="http://schemas.microsoft.com/office/drawing/2016/5/13/chartex" xmlns:cx8="http://schemas.microsoft.com/office/drawing/2016/5/14/chartex" xmlns:mc="http://schemas.openxmlformats.org/markup-compatibility/2006" xmlns:aink="http://schemas.microsoft.com/office/drawing/2016/ink" xmlns:am3d="http://schemas.microsoft.com/office/drawing/2017/model3d" xmlns:o="urn:schemas-microsoft-com:office:office" xmlns:oel="http://schemas.microsoft.com/office/2019/extlst" xmlns:r="http://schemas.openxmlformats.org/officeDocument/2006/relationships" xmlns:m="http://schemas.openxmlformats.org/officeDocument/2006/math" xmlns:v="urn:schemas-microsoft-com:vml" xmlns:wp14="http://schemas.microsoft.com/office/word/2010/wordprocessingDrawing" xmlns:wp="http://schemas.openxmlformats.org/drawingml/2006/wordprocessingDrawing" xmlns:w10="urn:schemas-microsoft-com:office:word" xmlns:w="http://schemas.openxmlformats.org/wordprocessingml/2006/main" xmlns:w14="http://schemas.microsoft.com/office/word/2010/wordml" xmlns:w15="http://schemas.microsoft.com/office/word/2012/wordml" xmlns:w16cex="http://schemas.microsoft.com/office/word/2018/wordml/cex" xmlns:w16cid="http://schemas.microsoft.com/office/word/2016/wordml/cid" xmlns:w16="http://schemas.microsoft.com/office/word/2018/wordml" xmlns:w16sdtdh="http://schemas.microsoft.com/office/word/2020/wordml/sdtdatahash" xmlns:w16se="http://schemas.microsoft.com/office/word/2015/wordml/symex" xmlns:wpg="http://schemas.microsoft.com/office/word/2010/wordprocessingGroup" xmlns:wpi="http://schemas.microsoft.com/office/word/2010/wordprocessingInk" xmlns:wne="http://schemas.microsoft.com/office/word/2006/wordml" xmlns:wps="http://schemas.microsoft.com/office/word/2010/wordprocessingShape" mc:Ignorable="w14 w15 w16se w16cid w16 w16cex w16sdtdh wp14">
   <w:abstractNum w:abstractNumId="0" w15:restartNumberingAfterBreak="0">
     <w:nsid w:val="16CB2D7A"/>
     <w:multiLevelType w:val="hybridMultilevel"/>
-    <w:tmpl w:val="33C43E2E"/>
-    <w:lvl w:ilvl="0" w:tplc="97C26296">
+    <w:tmpl w:val="EC3419F4"/>
+    <w:lvl w:ilvl="0" w:tplc="237EEC14">
       <w:start w:val="1"/>
       <w:numFmt w:val="decimal"/>
       <w:suff w:val="space"/>
@@ -3939,6 +3919,7 @@
       <w:rPr>
         <w:rFonts w:hint="default"/>
         <w:b w:val="0"/>
+        <w:lang w:val="en-US"/>
       </w:rPr>
     </w:lvl>
     <w:lvl w:ilvl="1" w:tplc="34088BAC">
@@ -4402,7 +4383,7 @@
 </file>
 
 <file path=word/styles.xml><?xml version="1.0" encoding="utf-8"?>
-<w:styles xmlns:mc="http://schemas.openxmlformats.org/markup-compatibility/2006" xmlns:r="http://schemas.openxmlformats.org/officeDocument/2006/relationships" xmlns:w="http://schemas.openxmlformats.org/wordprocessingml/2006/main" xmlns:w14="http://schemas.microsoft.com/office/word/2010/wordml" xmlns:w15="http://schemas.microsoft.com/office/word/2012/wordml" xmlns:w16cex="http://schemas.microsoft.com/office/word/2018/wordml/cex" xmlns:w16cid="http://schemas.microsoft.com/office/word/2016/wordml/cid" xmlns:w16="http://schemas.microsoft.com/office/word/2018/wordml" xmlns:w16du="http://schemas.microsoft.com/office/word/2023/wordml/word16du" xmlns:w16sdtdh="http://schemas.microsoft.com/office/word/2020/wordml/sdtdatahash" xmlns:w16sdtfl="http://schemas.microsoft.com/office/word/2024/wordml/sdtformatlock" xmlns:w16se="http://schemas.microsoft.com/office/word/2015/wordml/symex" mc:Ignorable="w14 w15 w16se w16cid w16 w16cex w16sdtdh w16sdtfl w16du">
+<w:styles xmlns:mc="http://schemas.openxmlformats.org/markup-compatibility/2006" xmlns:r="http://schemas.openxmlformats.org/officeDocument/2006/relationships" xmlns:w="http://schemas.openxmlformats.org/wordprocessingml/2006/main" xmlns:w14="http://schemas.microsoft.com/office/word/2010/wordml" xmlns:w15="http://schemas.microsoft.com/office/word/2012/wordml" xmlns:w16cex="http://schemas.microsoft.com/office/word/2018/wordml/cex" xmlns:w16cid="http://schemas.microsoft.com/office/word/2016/wordml/cid" xmlns:w16="http://schemas.microsoft.com/office/word/2018/wordml" xmlns:w16sdtdh="http://schemas.microsoft.com/office/word/2020/wordml/sdtdatahash" xmlns:w16se="http://schemas.microsoft.com/office/word/2015/wordml/symex" mc:Ignorable="w14 w15 w16se w16cid w16 w16cex w16sdtdh">
   <w:docDefaults>
     <w:rPrDefault>
       <w:rPr>
